--- a/七年级上册第六单元单元作业设计.docx
+++ b/七年级上册第六单元单元作业设计.docx
@@ -12,7 +12,7 @@
           <w:rFonts w:ascii="宋体" w:hAnsi="宋体" w:eastAsia="宋体"/>
           <w:b/>
         </w:rPr>
-        <w:t>七年级上册第六单元单元作业设计</w:t>
+        <w:t>单元作业设计</w:t>
       </w:r>
     </w:p>
     <w:p>
@@ -35,9 +35,9 @@
       <w:r>
         <w:rPr>
           <w:rFonts w:ascii="宋体" w:hAnsi="宋体" w:eastAsia="宋体"/>
-          <w:b/>
+          <w:b w:val="0"/>
         </w:rPr>
-        <w:t>【单元主题】想象与真实</w:t>
+        <w:t>阅读：</w:t>
       </w:r>
     </w:p>
     <w:p>
@@ -48,9 +48,9 @@
       <w:r>
         <w:rPr>
           <w:rFonts w:ascii="宋体" w:hAnsi="宋体" w:eastAsia="宋体"/>
-          <w:b/>
+          <w:b w:val="0"/>
         </w:rPr>
-        <w:t>【母题链】自由与规则 → 真实与虚假 → 创造与生命 → 智慧与局限</w:t>
+        <w:t>（一）杞人忧天</w:t>
       </w:r>
     </w:p>
     <w:p>
@@ -61,9 +61,204 @@
       <w:r>
         <w:rPr>
           <w:rFonts w:ascii="宋体" w:hAnsi="宋体" w:eastAsia="宋体"/>
-          <w:b/>
+          <w:b w:val="0"/>
         </w:rPr>
-        <w:t>【大任务】“想象力博物馆”微展览</w:t>
+        <w:t xml:space="preserve">                         选自《列子·天瑞》</w:t>
+      </w:r>
+    </w:p>
+    <w:p>
+      <w:pPr>
+        <w:spacing w:line="360" w:lineRule="auto"/>
+        <w:jc w:val="left"/>
+      </w:pPr>
+      <w:r>
+        <w:rPr>
+          <w:rFonts w:ascii="宋体" w:hAnsi="宋体" w:eastAsia="宋体"/>
+          <w:b w:val="0"/>
+        </w:rPr>
+        <w:t>①古时候，齐国大地上，有一位心里总爱装着“万一”的人，后人也叫他“杞人”。</w:t>
+      </w:r>
+    </w:p>
+    <w:p>
+      <w:pPr>
+        <w:spacing w:line="360" w:lineRule="auto"/>
+        <w:jc w:val="left"/>
+      </w:pPr>
+      <w:r>
+        <w:rPr>
+          <w:rFonts w:ascii="宋体" w:hAnsi="宋体" w:eastAsia="宋体"/>
+          <w:b w:val="0"/>
+        </w:rPr>
+        <w:t>②他抬头望天，总觉得头顶的苍穹像一块随时会坠落的巨板；低头看地，又总觉得脚下的大地像要塌陷的薄冰。</w:t>
+      </w:r>
+    </w:p>
+    <w:p>
+      <w:pPr>
+        <w:spacing w:line="360" w:lineRule="auto"/>
+        <w:jc w:val="left"/>
+      </w:pPr>
+      <w:r>
+        <w:rPr>
+          <w:rFonts w:ascii="宋体" w:hAnsi="宋体" w:eastAsia="宋体"/>
+          <w:b w:val="0"/>
+        </w:rPr>
+        <w:t>③他整天忧愁：假如天真塌了，身子该往哪里放？假如地真陷了，又怎么躲避？于是吃不下饭，睡不着觉。</w:t>
+      </w:r>
+    </w:p>
+    <w:p>
+      <w:pPr>
+        <w:spacing w:line="360" w:lineRule="auto"/>
+        <w:jc w:val="left"/>
+      </w:pPr>
+      <w:r>
+        <w:rPr>
+          <w:rFonts w:ascii="宋体" w:hAnsi="宋体" w:eastAsia="宋体"/>
+          <w:b w:val="0"/>
+        </w:rPr>
+        <w:t>④家人见状，劝他别太胡思乱想。他却摇摇头：“你们不懂，这不是小事！”</w:t>
+      </w:r>
+    </w:p>
+    <w:p>
+      <w:pPr>
+        <w:spacing w:line="360" w:lineRule="auto"/>
+        <w:jc w:val="left"/>
+      </w:pPr>
+      <w:r>
+        <w:rPr>
+          <w:rFonts w:ascii="宋体" w:hAnsi="宋体" w:eastAsia="宋体"/>
+          <w:b w:val="0"/>
+        </w:rPr>
+        <w:t>⑤有位贤者听说后，特地来开导他：“天不过是积聚的气体罢了，人日出而作、呼吸屈伸，都在其中，何必担心它崩塌？”</w:t>
+      </w:r>
+    </w:p>
+    <w:p>
+      <w:pPr>
+        <w:spacing w:line="360" w:lineRule="auto"/>
+        <w:jc w:val="left"/>
+      </w:pPr>
+      <w:r>
+        <w:rPr>
+          <w:rFonts w:ascii="宋体" w:hAnsi="宋体" w:eastAsia="宋体"/>
+          <w:b w:val="0"/>
+        </w:rPr>
+        <w:t>⑥杞人又问：“若天是气体，日月星辰岂不都要掉下来砸人？”</w:t>
+      </w:r>
+    </w:p>
+    <w:p>
+      <w:pPr>
+        <w:spacing w:line="360" w:lineRule="auto"/>
+        <w:jc w:val="left"/>
+      </w:pPr>
+      <w:r>
+        <w:rPr>
+          <w:rFonts w:ascii="宋体" w:hAnsi="宋体" w:eastAsia="宋体"/>
+          <w:b w:val="0"/>
+        </w:rPr>
+        <w:t>⑦贤者笑道：“日月星辰也是发光的气体，即便落下，也不能伤人。”</w:t>
+      </w:r>
+    </w:p>
+    <w:p>
+      <w:pPr>
+        <w:spacing w:line="360" w:lineRule="auto"/>
+        <w:jc w:val="left"/>
+      </w:pPr>
+      <w:r>
+        <w:rPr>
+          <w:rFonts w:ascii="宋体" w:hAnsi="宋体" w:eastAsia="宋体"/>
+          <w:b w:val="0"/>
+        </w:rPr>
+        <w:t>⑧杞人仍不安：“那么地要陷下去了，房屋树木岂不全要没入土中？”</w:t>
+      </w:r>
+    </w:p>
+    <w:p>
+      <w:pPr>
+        <w:spacing w:line="360" w:lineRule="auto"/>
+        <w:jc w:val="left"/>
+      </w:pPr>
+      <w:r>
+        <w:rPr>
+          <w:rFonts w:ascii="宋体" w:hAnsi="宋体" w:eastAsia="宋体"/>
+          <w:b w:val="0"/>
+        </w:rPr>
+        <w:t>⑨贤者又说：“地不过是积聚的土块，人行走跳跃都在其上，房屋树木只是附在土块上的东西，怎么会陷进去呢？”</w:t>
+      </w:r>
+    </w:p>
+    <w:p>
+      <w:pPr>
+        <w:spacing w:line="360" w:lineRule="auto"/>
+        <w:jc w:val="left"/>
+      </w:pPr>
+      <w:r>
+        <w:rPr>
+          <w:rFonts w:ascii="宋体" w:hAnsi="宋体" w:eastAsia="宋体"/>
+          <w:b w:val="0"/>
+        </w:rPr>
+        <w:t>⑩杞人听后，忧虑尽释，笑颜复现。这则寓言以夸张的想象写无谓的焦虑，启示我们：想象若脱离现实依据，就可能变成精神的负担。</w:t>
+      </w:r>
+    </w:p>
+    <w:p>
+      <w:pPr>
+        <w:spacing w:line="360" w:lineRule="auto"/>
+        <w:jc w:val="left"/>
+      </w:pPr>
+      <w:r>
+        <w:rPr>
+          <w:rFonts w:ascii="宋体" w:hAnsi="宋体" w:eastAsia="宋体"/>
+          <w:b w:val="0"/>
+        </w:rPr>
+        <w:t>(有改动)</w:t>
+      </w:r>
+    </w:p>
+    <w:p>
+      <w:pPr>
+        <w:spacing w:line="360" w:lineRule="auto"/>
+        <w:jc w:val="left"/>
+      </w:pPr>
+      <w:r>
+        <w:rPr>
+          <w:rFonts w:ascii="宋体" w:hAnsi="宋体" w:eastAsia="宋体"/>
+          <w:b w:val="0"/>
+        </w:rPr>
+        <w:t>1.请简要分析第①②段在文中的作用。</w:t>
+      </w:r>
+    </w:p>
+    <w:p>
+      <w:pPr>
+        <w:spacing w:line="360" w:lineRule="auto"/>
+        <w:jc w:val="left"/>
+      </w:pPr>
+      <w:r>
+        <w:rPr>
+          <w:rFonts w:ascii="宋体" w:hAnsi="宋体" w:eastAsia="宋体"/>
+          <w:b w:val="0"/>
+        </w:rPr>
+        <w:t xml:space="preserve">　　　　　　　　　　　　　　　　　　　　　　　　　　　　　　　　　　　　　　　　　　　　　　　　　　</w:t>
+      </w:r>
+    </w:p>
+    <w:p>
+      <w:pPr>
+        <w:spacing w:line="360" w:lineRule="auto"/>
+        <w:jc w:val="left"/>
+      </w:pPr>
+      <w:r>
+        <w:rPr>
+          <w:rFonts w:ascii="宋体" w:hAnsi="宋体" w:eastAsia="宋体"/>
+          <w:b w:val="0"/>
+        </w:rPr>
+        <w:t xml:space="preserve">　　　　　　　　　　　　　　　　　　　　　　　　　　　　　　　　　　　　　　　　　　　　　　　　　　</w:t>
+      </w:r>
+    </w:p>
+    <w:p>
+      <w:pPr>
+        <w:spacing w:line="360" w:lineRule="auto"/>
+        <w:jc w:val="left"/>
+      </w:pPr>
+      <w:r>
+        <w:rPr>
+          <w:rFonts w:ascii="宋体" w:hAnsi="宋体" w:eastAsia="宋体"/>
+          <w:b w:val="0"/>
+        </w:rPr>
+        <w:t xml:space="preserve">　　　　　　　　　　　　　　　　　　　　　　　　　　　　　　　　　　　　　　　　　　　　　　　　　　</w:t>
       </w:r>
     </w:p>
     <w:p>
@@ -86,47 +281,9 @@
       <w:r>
         <w:rPr>
           <w:rFonts w:ascii="宋体" w:hAnsi="宋体" w:eastAsia="宋体"/>
-          <w:b/>
-        </w:rPr>
-        <w:t>一、设计依据</w:t>
-      </w:r>
-    </w:p>
-    <w:p>
-      <w:pPr>
-        <w:spacing w:line="360" w:lineRule="auto"/>
-        <w:jc w:val="left"/>
-      </w:pPr>
-      <w:r>
-        <w:rPr>
-          <w:rFonts w:ascii="宋体" w:hAnsi="宋体" w:eastAsia="宋体"/>
           <w:b w:val="0"/>
         </w:rPr>
-        <w:t>本作业依据第六单元学历案（融合版）设计，题型、分值、版式对标2025年云南省中考语文真题。阅读材料兼顾课内篇目与课外拓展，课外现代文均不少于1200字，并注明可核查来源。</w:t>
-      </w:r>
-    </w:p>
-    <w:p>
-      <w:pPr>
-        <w:spacing w:line="360" w:lineRule="auto"/>
-        <w:jc w:val="left"/>
-      </w:pPr>
-      <w:r>
-        <w:rPr>
-          <w:rFonts w:ascii="宋体" w:hAnsi="宋体" w:eastAsia="宋体"/>
-          <w:b w:val="0"/>
-        </w:rPr>
-      </w:r>
-    </w:p>
-    <w:p>
-      <w:pPr>
-        <w:spacing w:line="360" w:lineRule="auto"/>
-        <w:jc w:val="left"/>
-      </w:pPr>
-      <w:r>
-        <w:rPr>
-          <w:rFonts w:ascii="宋体" w:hAnsi="宋体" w:eastAsia="宋体"/>
-          <w:b/>
-        </w:rPr>
-        <w:t>二、作业目标与学历案对应</w:t>
+        <w:t>2.阅读第⑤⑦⑨段，按照表格中的提示，在空白处填上相应的文字。</w:t>
       </w:r>
     </w:p>
     <w:tbl>
@@ -147,7 +304,7 @@
           </w:tcPr>
           <w:p>
             <w:r>
-              <w:t>题号</w:t>
+              <w:t>段落</w:t>
             </w:r>
           </w:p>
         </w:tc>
@@ -157,7 +314,7 @@
           </w:tcPr>
           <w:p>
             <w:r>
-              <w:t>对应学历案目标</w:t>
+              <w:t>开导内容</w:t>
             </w:r>
           </w:p>
         </w:tc>
@@ -167,7 +324,7 @@
           </w:tcPr>
           <w:p>
             <w:r>
-              <w:t>题型</w:t>
+              <w:t>作用</w:t>
             </w:r>
           </w:p>
         </w:tc>
@@ -179,7 +336,7 @@
           </w:tcPr>
           <w:p>
             <w:r>
-              <w:t>1—6</w:t>
+              <w:t>第⑤段</w:t>
             </w:r>
           </w:p>
         </w:tc>
@@ -189,7 +346,7 @@
           </w:tcPr>
           <w:p>
             <w:r>
-              <w:t>积累语言；默写本单元名句</w:t>
+              <w:t>天是积聚的气体，人活动于其中</w:t>
             </w:r>
           </w:p>
         </w:tc>
@@ -198,8 +355,36 @@
             <w:tcW w:type="dxa" w:w="3024"/>
           </w:tcPr>
           <w:p>
+            <w:r/>
+          </w:p>
+        </w:tc>
+      </w:tr>
+      <w:tr>
+        <w:tc>
+          <w:tcPr>
+            <w:tcW w:type="dxa" w:w="3024"/>
+          </w:tcPr>
+          <w:p>
             <w:r>
-              <w:t>选择、排序、默写</w:t>
+              <w:t>第⑦段</w:t>
+            </w:r>
+          </w:p>
+        </w:tc>
+        <w:tc>
+          <w:tcPr>
+            <w:tcW w:type="dxa" w:w="3024"/>
+          </w:tcPr>
+          <w:p>
+            <w:r/>
+          </w:p>
+        </w:tc>
+        <w:tc>
+          <w:tcPr>
+            <w:tcW w:type="dxa" w:w="3024"/>
+          </w:tcPr>
+          <w:p>
+            <w:r>
+              <w:t>消除对日月星辰坠落的忧虑</w:t>
             </w:r>
           </w:p>
         </w:tc>
@@ -211,7 +396,7 @@
           </w:tcPr>
           <w:p>
             <w:r>
-              <w:t>7—8</w:t>
+              <w:t>第⑨段</w:t>
             </w:r>
           </w:p>
         </w:tc>
@@ -220,9 +405,7 @@
             <w:tcW w:type="dxa" w:w="3024"/>
           </w:tcPr>
           <w:p>
-            <w:r>
-              <w:t>为“想象力博物馆”提炼策展主题</w:t>
-            </w:r>
+            <w:r/>
           </w:p>
         </w:tc>
         <w:tc>
@@ -231,199 +414,7 @@
           </w:tcPr>
           <w:p>
             <w:r>
-              <w:t>综合性学习</w:t>
-            </w:r>
-          </w:p>
-        </w:tc>
-      </w:tr>
-      <w:tr>
-        <w:tc>
-          <w:tcPr>
-            <w:tcW w:type="dxa" w:w="3024"/>
-          </w:tcPr>
-          <w:p>
-            <w:r>
-              <w:t>9—10</w:t>
-            </w:r>
-          </w:p>
-        </w:tc>
-        <w:tc>
-          <w:tcPr>
-            <w:tcW w:type="dxa" w:w="3024"/>
-          </w:tcPr>
-          <w:p>
-            <w:r>
-              <w:t>比较不同文体想象；关联名著</w:t>
-            </w:r>
-          </w:p>
-        </w:tc>
-        <w:tc>
-          <w:tcPr>
-            <w:tcW w:type="dxa" w:w="3024"/>
-          </w:tcPr>
-          <w:p>
-            <w:r>
-              <w:t>名著阅读</w:t>
-            </w:r>
-          </w:p>
-        </w:tc>
-      </w:tr>
-      <w:tr>
-        <w:tc>
-          <w:tcPr>
-            <w:tcW w:type="dxa" w:w="3024"/>
-          </w:tcPr>
-          <w:p>
-            <w:r>
-              <w:t>11—12</w:t>
-            </w:r>
-          </w:p>
-        </w:tc>
-        <w:tc>
-          <w:tcPr>
-            <w:tcW w:type="dxa" w:w="3024"/>
-          </w:tcPr>
-          <w:p>
-            <w:r>
-              <w:t>诗歌鉴赏与比较</w:t>
-            </w:r>
-          </w:p>
-        </w:tc>
-        <w:tc>
-          <w:tcPr>
-            <w:tcW w:type="dxa" w:w="3024"/>
-          </w:tcPr>
-          <w:p>
-            <w:r>
-              <w:t>诗歌</w:t>
-            </w:r>
-          </w:p>
-        </w:tc>
-      </w:tr>
-      <w:tr>
-        <w:tc>
-          <w:tcPr>
-            <w:tcW w:type="dxa" w:w="3024"/>
-          </w:tcPr>
-          <w:p>
-            <w:r>
-              <w:t>13—16</w:t>
-            </w:r>
-          </w:p>
-        </w:tc>
-        <w:tc>
-          <w:tcPr>
-            <w:tcW w:type="dxa" w:w="3024"/>
-          </w:tcPr>
-          <w:p>
-            <w:r>
-              <w:t>文言实词、翻译、寓意</w:t>
-            </w:r>
-          </w:p>
-        </w:tc>
-        <w:tc>
-          <w:tcPr>
-            <w:tcW w:type="dxa" w:w="3024"/>
-          </w:tcPr>
-          <w:p>
-            <w:r>
-              <w:t>文言文</w:t>
-            </w:r>
-          </w:p>
-        </w:tc>
-      </w:tr>
-      <w:tr>
-        <w:tc>
-          <w:tcPr>
-            <w:tcW w:type="dxa" w:w="3024"/>
-          </w:tcPr>
-          <w:p>
-            <w:r>
-              <w:t>17—19</w:t>
-            </w:r>
-          </w:p>
-        </w:tc>
-        <w:tc>
-          <w:tcPr>
-            <w:tcW w:type="dxa" w:w="3024"/>
-          </w:tcPr>
-          <w:p>
-            <w:r>
-              <w:t>说明文筛选与比较</w:t>
-            </w:r>
-          </w:p>
-        </w:tc>
-        <w:tc>
-          <w:tcPr>
-            <w:tcW w:type="dxa" w:w="3024"/>
-          </w:tcPr>
-          <w:p>
-            <w:r>
-              <w:t>说明文</w:t>
-            </w:r>
-          </w:p>
-        </w:tc>
-      </w:tr>
-      <w:tr>
-        <w:tc>
-          <w:tcPr>
-            <w:tcW w:type="dxa" w:w="3024"/>
-          </w:tcPr>
-          <w:p>
-            <w:r>
-              <w:t>20—23</w:t>
-            </w:r>
-          </w:p>
-        </w:tc>
-        <w:tc>
-          <w:tcPr>
-            <w:tcW w:type="dxa" w:w="3024"/>
-          </w:tcPr>
-          <w:p>
-            <w:r>
-              <w:t>记叙文赏析与探究</w:t>
-            </w:r>
-          </w:p>
-        </w:tc>
-        <w:tc>
-          <w:tcPr>
-            <w:tcW w:type="dxa" w:w="3024"/>
-          </w:tcPr>
-          <w:p>
-            <w:r>
-              <w:t>记叙文</w:t>
-            </w:r>
-          </w:p>
-        </w:tc>
-      </w:tr>
-      <w:tr>
-        <w:tc>
-          <w:tcPr>
-            <w:tcW w:type="dxa" w:w="3024"/>
-          </w:tcPr>
-          <w:p>
-            <w:r>
-              <w:t>24—25</w:t>
-            </w:r>
-          </w:p>
-        </w:tc>
-        <w:tc>
-          <w:tcPr>
-            <w:tcW w:type="dxa" w:w="3024"/>
-          </w:tcPr>
-          <w:p>
-            <w:r>
-              <w:t>联想想象创意表达</w:t>
-            </w:r>
-          </w:p>
-        </w:tc>
-        <w:tc>
-          <w:tcPr>
-            <w:tcW w:type="dxa" w:w="3024"/>
-          </w:tcPr>
-          <w:p>
-            <w:r>
-              <w:t>写作</w:t>
+              <w:t>消除对地陷的担忧</w:t>
             </w:r>
           </w:p>
         </w:tc>
@@ -449,61 +440,9 @@
       <w:r>
         <w:rPr>
           <w:rFonts w:ascii="宋体" w:hAnsi="宋体" w:eastAsia="宋体"/>
-          <w:b/>
-        </w:rPr>
-        <w:t>三、阅读材料来源</w:t>
-      </w:r>
-    </w:p>
-    <w:p>
-      <w:pPr>
-        <w:spacing w:line="360" w:lineRule="auto"/>
-        <w:jc w:val="left"/>
-      </w:pPr>
-      <w:r>
-        <w:rPr>
-          <w:rFonts w:ascii="宋体" w:hAnsi="宋体" w:eastAsia="宋体"/>
           <w:b w:val="0"/>
         </w:rPr>
-        <w:t>课内：《天上的街市》《穿井得一人》《杞人忧天》《皇帝的新装》等（七上第六单元）</w:t>
-      </w:r>
-    </w:p>
-    <w:p>
-      <w:pPr>
-        <w:spacing w:line="360" w:lineRule="auto"/>
-        <w:jc w:val="left"/>
-      </w:pPr>
-      <w:r>
-        <w:rPr>
-          <w:rFonts w:ascii="宋体" w:hAnsi="宋体" w:eastAsia="宋体"/>
-          <w:b w:val="0"/>
-        </w:rPr>
-        <w:t>课外文言文：《晋书·乐广传》（杯弓蛇影），中华书局点校本</w:t>
-      </w:r>
-    </w:p>
-    <w:p>
-      <w:pPr>
-        <w:spacing w:line="360" w:lineRule="auto"/>
-        <w:jc w:val="left"/>
-      </w:pPr>
-      <w:r>
-        <w:rPr>
-          <w:rFonts w:ascii="宋体" w:hAnsi="宋体" w:eastAsia="宋体"/>
-          <w:b w:val="0"/>
-        </w:rPr>
-        <w:t>课外说明文：鲁迅《中国小说的史的变迁》、袁珂《中国神话传说》、刘慈欣创作谈等，有删改</w:t>
-      </w:r>
-    </w:p>
-    <w:p>
-      <w:pPr>
-        <w:spacing w:line="360" w:lineRule="auto"/>
-        <w:jc w:val="left"/>
-      </w:pPr>
-      <w:r>
-        <w:rPr>
-          <w:rFonts w:ascii="宋体" w:hAnsi="宋体" w:eastAsia="宋体"/>
-          <w:b w:val="0"/>
-        </w:rPr>
-        <w:t>课外记叙文：安徒生童话及课内《皇帝的新装》，有删改</w:t>
+        <w:t>3.第③段中“吃不下饭，睡不着觉”一句，写出了杞人怎样的状态？表现了作者怎样的感情？</w:t>
       </w:r>
     </w:p>
     <w:p>
@@ -526,9 +465,9 @@
       <w:r>
         <w:rPr>
           <w:rFonts w:ascii="宋体" w:hAnsi="宋体" w:eastAsia="宋体"/>
-          <w:b/>
+          <w:b w:val="0"/>
         </w:rPr>
-        <w:t>四、学后反思</w:t>
+        <w:t>4.联系本单元《寓言四则》的学习，谈谈你从这则寓言中得到的启示。（50字以内）</w:t>
       </w:r>
     </w:p>
     <w:p>
@@ -541,7 +480,7 @@
           <w:rFonts w:ascii="宋体" w:hAnsi="宋体" w:eastAsia="宋体"/>
           <w:b w:val="0"/>
         </w:rPr>
-        <w:t>1. 本单元四篇课文的“想象”各有什么特点？请各举一例。</w:t>
+        <w:t xml:space="preserve">　　　　　　　　　　　　　　　　　　　　　　　　　　　　　　　　　　　　　　　　　　　　　　　　　　</w:t>
       </w:r>
     </w:p>
     <w:p>
@@ -554,7 +493,7 @@
           <w:rFonts w:ascii="宋体" w:hAnsi="宋体" w:eastAsia="宋体"/>
           <w:b w:val="0"/>
         </w:rPr>
-        <w:t>2. 完成“想象力博物馆”策展后，你对“想象与真实”有了哪些新认识？</w:t>
+        <w:t xml:space="preserve">　　　　　　　　　　　　　　　　　　　　　　　　　　　　　　　　　　　　　　　　　　　　　　　　　　</w:t>
       </w:r>
     </w:p>
     <w:p>
@@ -567,7 +506,1019 @@
           <w:rFonts w:ascii="宋体" w:hAnsi="宋体" w:eastAsia="宋体"/>
           <w:b w:val="0"/>
         </w:rPr>
-        <w:t>3. 生活中遇到过“穿井得一人”式的谣言吗？你会如何辨别？</w:t>
+        <w:t xml:space="preserve">　　　　　　　　　　　　　　　　　　　　　　　　　　　　　　　　　　　　　　　　　　　　　　　　　　</w:t>
+      </w:r>
+    </w:p>
+    <w:p>
+      <w:pPr>
+        <w:spacing w:line="360" w:lineRule="auto"/>
+        <w:jc w:val="left"/>
+      </w:pPr>
+      <w:r>
+        <w:rPr>
+          <w:rFonts w:ascii="宋体" w:hAnsi="宋体" w:eastAsia="宋体"/>
+          <w:b w:val="0"/>
+        </w:rPr>
+        <w:t>（二）皇帝的新装</w:t>
+      </w:r>
+    </w:p>
+    <w:p>
+      <w:pPr>
+        <w:spacing w:line="360" w:lineRule="auto"/>
+        <w:jc w:val="left"/>
+      </w:pPr>
+      <w:r>
+        <w:rPr>
+          <w:rFonts w:ascii="宋体" w:hAnsi="宋体" w:eastAsia="宋体"/>
+          <w:b w:val="0"/>
+        </w:rPr>
+        <w:t xml:space="preserve">                         ［丹麦］安徒生</w:t>
+      </w:r>
+    </w:p>
+    <w:p>
+      <w:pPr>
+        <w:spacing w:line="360" w:lineRule="auto"/>
+        <w:jc w:val="left"/>
+      </w:pPr>
+      <w:r>
+        <w:rPr>
+          <w:rFonts w:ascii="宋体" w:hAnsi="宋体" w:eastAsia="宋体"/>
+          <w:b w:val="0"/>
+        </w:rPr>
+        <w:t>①很久以前，有一位皇帝，他几乎把所有的钱都花在买衣服上，每隔一小时就要换上另一套。</w:t>
+      </w:r>
+    </w:p>
+    <w:p>
+      <w:pPr>
+        <w:spacing w:line="360" w:lineRule="auto"/>
+        <w:jc w:val="left"/>
+      </w:pPr>
+      <w:r>
+        <w:rPr>
+          <w:rFonts w:ascii="宋体" w:hAnsi="宋体" w:eastAsia="宋体"/>
+          <w:b w:val="0"/>
+        </w:rPr>
+        <w:t>②一天，城里来了两个骗子，自称能织出全世界最美丽的布，而且这种布有一个奇异的特点：凡愚蠢或不称职的人，都看不见它。</w:t>
+      </w:r>
+    </w:p>
+    <w:p>
+      <w:pPr>
+        <w:spacing w:line="360" w:lineRule="auto"/>
+        <w:jc w:val="left"/>
+      </w:pPr>
+      <w:r>
+        <w:rPr>
+          <w:rFonts w:ascii="宋体" w:hAnsi="宋体" w:eastAsia="宋体"/>
+          <w:b w:val="0"/>
+        </w:rPr>
+        <w:t>③皇帝心想：“我穿了这样的布，就能分辨我的王国里谁称职、谁不称职。”于是给了他们许多金币，让他们立刻动工。</w:t>
+      </w:r>
+    </w:p>
+    <w:p>
+      <w:pPr>
+        <w:spacing w:line="360" w:lineRule="auto"/>
+        <w:jc w:val="left"/>
+      </w:pPr>
+      <w:r>
+        <w:rPr>
+          <w:rFonts w:ascii="宋体" w:hAnsi="宋体" w:eastAsia="宋体"/>
+          <w:b w:val="0"/>
+        </w:rPr>
+        <w:t>④两个骗子装模作样地织着，其实什么都没有。皇帝派大臣去查看，老大臣睁大眼睛，却什么也看不见——他怕自己愚蠢，更怕被人知道。</w:t>
+      </w:r>
+    </w:p>
+    <w:p>
+      <w:pPr>
+        <w:spacing w:line="360" w:lineRule="auto"/>
+        <w:jc w:val="left"/>
+      </w:pPr>
+      <w:r>
+        <w:rPr>
+          <w:rFonts w:ascii="宋体" w:hAnsi="宋体" w:eastAsia="宋体"/>
+          <w:b w:val="0"/>
+        </w:rPr>
+        <w:t>⑤他抚摸着“空气”，称赞布料的美，回去向皇帝禀报。其他官员也纷纷如此，因为这荣誉关系到他们的官职。</w:t>
+      </w:r>
+    </w:p>
+    <w:p>
+      <w:pPr>
+        <w:spacing w:line="360" w:lineRule="auto"/>
+        <w:jc w:val="left"/>
+      </w:pPr>
+      <w:r>
+        <w:rPr>
+          <w:rFonts w:ascii="宋体" w:hAnsi="宋体" w:eastAsia="宋体"/>
+          <w:b w:val="0"/>
+        </w:rPr>
+        <w:t>⑥更衣之日，皇帝在镜子前转动身体。宫殿里一片寂静，只有织布机的声音在人们的想象中回响。</w:t>
+      </w:r>
+    </w:p>
+    <w:p>
+      <w:pPr>
+        <w:spacing w:line="360" w:lineRule="auto"/>
+        <w:jc w:val="left"/>
+      </w:pPr>
+      <w:r>
+        <w:rPr>
+          <w:rFonts w:ascii="宋体" w:hAnsi="宋体" w:eastAsia="宋体"/>
+          <w:b w:val="0"/>
+        </w:rPr>
+        <w:t>⑦皇帝光着身子走在街上，百姓都不敢说出真相，假装赞赏新装。</w:t>
+      </w:r>
+    </w:p>
+    <w:p>
+      <w:pPr>
+        <w:spacing w:line="360" w:lineRule="auto"/>
+        <w:jc w:val="left"/>
+      </w:pPr>
+      <w:r>
+        <w:rPr>
+          <w:rFonts w:ascii="宋体" w:hAnsi="宋体" w:eastAsia="宋体"/>
+          <w:b w:val="0"/>
+        </w:rPr>
+        <w:t>⑧忽然，一个孩子喊道：“他什么衣服也没穿呀！”</w:t>
+      </w:r>
+    </w:p>
+    <w:p>
+      <w:pPr>
+        <w:spacing w:line="360" w:lineRule="auto"/>
+        <w:jc w:val="left"/>
+      </w:pPr>
+      <w:r>
+        <w:rPr>
+          <w:rFonts w:ascii="宋体" w:hAnsi="宋体" w:eastAsia="宋体"/>
+          <w:b w:val="0"/>
+        </w:rPr>
+        <w:t>⑨这句话像一颗石子投入静水，人们这才窃窃私语起来，皇帝的脸也微微泛红，但游行仍不能停止。</w:t>
+      </w:r>
+    </w:p>
+    <w:p>
+      <w:pPr>
+        <w:spacing w:line="360" w:lineRule="auto"/>
+        <w:jc w:val="left"/>
+      </w:pPr>
+      <w:r>
+        <w:rPr>
+          <w:rFonts w:ascii="宋体" w:hAnsi="宋体" w:eastAsia="宋体"/>
+          <w:b w:val="0"/>
+        </w:rPr>
+        <w:t>⑩安徒生以孩子之口道破谎言，告诉读者：再离奇的想象，也要敢于说真话、辨真伪。</w:t>
+      </w:r>
+    </w:p>
+    <w:p>
+      <w:pPr>
+        <w:spacing w:line="360" w:lineRule="auto"/>
+        <w:jc w:val="left"/>
+      </w:pPr>
+      <w:r>
+        <w:rPr>
+          <w:rFonts w:ascii="宋体" w:hAnsi="宋体" w:eastAsia="宋体"/>
+          <w:b w:val="0"/>
+        </w:rPr>
+        <w:t>⑪本单元我们学习《皇帝的新装》，正是要体会童话想象如何照见现实，也希望同学们在“想象力博物馆”中，收藏这样的作品——想象奇崛，却指向人心。</w:t>
+      </w:r>
+    </w:p>
+    <w:p>
+      <w:pPr>
+        <w:spacing w:line="360" w:lineRule="auto"/>
+        <w:jc w:val="left"/>
+      </w:pPr>
+      <w:r>
+        <w:rPr>
+          <w:rFonts w:ascii="宋体" w:hAnsi="宋体" w:eastAsia="宋体"/>
+          <w:b w:val="0"/>
+        </w:rPr>
+        <w:t>⑫愿我们都不做“看不见的布”前的沉默者。</w:t>
+      </w:r>
+    </w:p>
+    <w:p>
+      <w:pPr>
+        <w:spacing w:line="360" w:lineRule="auto"/>
+        <w:jc w:val="left"/>
+      </w:pPr>
+      <w:r>
+        <w:rPr>
+          <w:rFonts w:ascii="宋体" w:hAnsi="宋体" w:eastAsia="宋体"/>
+          <w:b w:val="0"/>
+        </w:rPr>
+        <w:t>(有改动)</w:t>
+      </w:r>
+    </w:p>
+    <w:p>
+      <w:pPr>
+        <w:spacing w:line="360" w:lineRule="auto"/>
+        <w:jc w:val="left"/>
+      </w:pPr>
+      <w:r>
+        <w:rPr>
+          <w:rFonts w:ascii="宋体" w:hAnsi="宋体" w:eastAsia="宋体"/>
+          <w:b w:val="0"/>
+        </w:rPr>
+        <w:t>1.作者围绕“新装”写了哪几件事？请用简洁的语言概括。</w:t>
+      </w:r>
+    </w:p>
+    <w:p>
+      <w:pPr>
+        <w:spacing w:line="360" w:lineRule="auto"/>
+        <w:jc w:val="left"/>
+      </w:pPr>
+      <w:r>
+        <w:rPr>
+          <w:rFonts w:ascii="宋体" w:hAnsi="宋体" w:eastAsia="宋体"/>
+          <w:b w:val="0"/>
+        </w:rPr>
+        <w:t xml:space="preserve">　　　　　　　　　　　　　　　　　　　　　　　　　　　　　　　　　　　　　　　　　　　　　　　　　　</w:t>
+      </w:r>
+    </w:p>
+    <w:p>
+      <w:pPr>
+        <w:spacing w:line="360" w:lineRule="auto"/>
+        <w:jc w:val="left"/>
+      </w:pPr>
+      <w:r>
+        <w:rPr>
+          <w:rFonts w:ascii="宋体" w:hAnsi="宋体" w:eastAsia="宋体"/>
+          <w:b w:val="0"/>
+        </w:rPr>
+        <w:t xml:space="preserve">　　　　　　　　　　　　　　　　　　　　　　　　　　　　　　　　　　　　　　　　　　　　　　　　　　</w:t>
+      </w:r>
+    </w:p>
+    <w:p>
+      <w:pPr>
+        <w:spacing w:line="360" w:lineRule="auto"/>
+        <w:jc w:val="left"/>
+      </w:pPr>
+      <w:r>
+        <w:rPr>
+          <w:rFonts w:ascii="宋体" w:hAnsi="宋体" w:eastAsia="宋体"/>
+          <w:b w:val="0"/>
+        </w:rPr>
+        <w:t xml:space="preserve">　　　　　　　　　　　　　　　　　　　　　　　　　　　　　　　　　　　　　　　　　　　　　　　　　　</w:t>
+      </w:r>
+    </w:p>
+    <w:p>
+      <w:pPr>
+        <w:spacing w:line="360" w:lineRule="auto"/>
+        <w:jc w:val="left"/>
+      </w:pPr>
+      <w:r>
+        <w:rPr>
+          <w:rFonts w:ascii="宋体" w:hAnsi="宋体" w:eastAsia="宋体"/>
+          <w:b w:val="0"/>
+        </w:rPr>
+        <w:t>2.说说标题“皇帝的新装”有什么作用。</w:t>
+      </w:r>
+    </w:p>
+    <w:p>
+      <w:pPr>
+        <w:spacing w:line="360" w:lineRule="auto"/>
+        <w:jc w:val="left"/>
+      </w:pPr>
+      <w:r>
+        <w:rPr>
+          <w:rFonts w:ascii="宋体" w:hAnsi="宋体" w:eastAsia="宋体"/>
+          <w:b w:val="0"/>
+        </w:rPr>
+        <w:t xml:space="preserve">　　　　　　　　　　　　　　　　　　　　　　　　　　　　　　　　　　　　　　　　　　　　　　　　　　</w:t>
+      </w:r>
+    </w:p>
+    <w:p>
+      <w:pPr>
+        <w:spacing w:line="360" w:lineRule="auto"/>
+        <w:jc w:val="left"/>
+      </w:pPr>
+      <w:r>
+        <w:rPr>
+          <w:rFonts w:ascii="宋体" w:hAnsi="宋体" w:eastAsia="宋体"/>
+          <w:b w:val="0"/>
+        </w:rPr>
+        <w:t xml:space="preserve">　　　　　　　　　　　　　　　　　　　　　　　　　　　　　　　　　　　　　　　　　　　　　　　　　　</w:t>
+      </w:r>
+    </w:p>
+    <w:p>
+      <w:pPr>
+        <w:spacing w:line="360" w:lineRule="auto"/>
+        <w:jc w:val="left"/>
+      </w:pPr>
+      <w:r>
+        <w:rPr>
+          <w:rFonts w:ascii="宋体" w:hAnsi="宋体" w:eastAsia="宋体"/>
+          <w:b w:val="0"/>
+        </w:rPr>
+        <w:t>3.记叙“皇帝光着身子走在街上”这一事件时，分别写到了百姓的沉默和孩子的喊声，各自说明了什么？</w:t>
+      </w:r>
+    </w:p>
+    <w:p>
+      <w:pPr>
+        <w:spacing w:line="360" w:lineRule="auto"/>
+        <w:jc w:val="left"/>
+      </w:pPr>
+      <w:r>
+        <w:rPr>
+          <w:rFonts w:ascii="宋体" w:hAnsi="宋体" w:eastAsia="宋体"/>
+          <w:b w:val="0"/>
+        </w:rPr>
+        <w:t xml:space="preserve">　　　　　　　　　　　　　　　　　　　　　　　　　　　　　　　　　　　　　　　　　　　　　　　　　　</w:t>
+      </w:r>
+    </w:p>
+    <w:p>
+      <w:pPr>
+        <w:spacing w:line="360" w:lineRule="auto"/>
+        <w:jc w:val="left"/>
+      </w:pPr>
+      <w:r>
+        <w:rPr>
+          <w:rFonts w:ascii="宋体" w:hAnsi="宋体" w:eastAsia="宋体"/>
+          <w:b w:val="0"/>
+        </w:rPr>
+        <w:t xml:space="preserve">　　　　　　　　　　　　　　　　　　　　　　　　　　　　　　　　　　　　　　　　　　　　　　　　　　</w:t>
+      </w:r>
+    </w:p>
+    <w:p>
+      <w:pPr>
+        <w:spacing w:line="360" w:lineRule="auto"/>
+        <w:jc w:val="left"/>
+      </w:pPr>
+      <w:r>
+        <w:rPr>
+          <w:rFonts w:ascii="宋体" w:hAnsi="宋体" w:eastAsia="宋体"/>
+          <w:b w:val="0"/>
+        </w:rPr>
+        <w:t xml:space="preserve">　　　　　　　　　　　　　　　　　　　　　　　　　　　　　　　　　　　　　　　　　　　　　　　　　　</w:t>
+      </w:r>
+    </w:p>
+    <w:p>
+      <w:pPr>
+        <w:spacing w:line="360" w:lineRule="auto"/>
+        <w:jc w:val="left"/>
+      </w:pPr>
+      <w:r>
+        <w:rPr>
+          <w:rFonts w:ascii="宋体" w:hAnsi="宋体" w:eastAsia="宋体"/>
+          <w:b w:val="0"/>
+        </w:rPr>
+        <w:t>4.请从修辞运用的角度赏析文中画线的两个句子。</w:t>
+      </w:r>
+    </w:p>
+    <w:p>
+      <w:pPr>
+        <w:spacing w:line="360" w:lineRule="auto"/>
+        <w:jc w:val="left"/>
+      </w:pPr>
+      <w:r>
+        <w:rPr>
+          <w:rFonts w:ascii="宋体" w:hAnsi="宋体" w:eastAsia="宋体"/>
+          <w:b w:val="0"/>
+        </w:rPr>
+        <w:t>（1）这句话像一颗石子投入静水，人们这才窃窃私语起来，皇帝的脸也微微泛红，但游行仍不能停止。</w:t>
+      </w:r>
+    </w:p>
+    <w:p>
+      <w:pPr>
+        <w:spacing w:line="360" w:lineRule="auto"/>
+        <w:jc w:val="left"/>
+      </w:pPr>
+      <w:r>
+        <w:rPr>
+          <w:rFonts w:ascii="宋体" w:hAnsi="宋体" w:eastAsia="宋体"/>
+          <w:b w:val="0"/>
+        </w:rPr>
+        <w:t xml:space="preserve">　　　　　　　　　　　　　　　　　　　　　　　　　　　　　　　　　　　　　　　　　　　　　　　　　　</w:t>
+      </w:r>
+    </w:p>
+    <w:p>
+      <w:pPr>
+        <w:spacing w:line="360" w:lineRule="auto"/>
+        <w:jc w:val="left"/>
+      </w:pPr>
+      <w:r>
+        <w:rPr>
+          <w:rFonts w:ascii="宋体" w:hAnsi="宋体" w:eastAsia="宋体"/>
+          <w:b w:val="0"/>
+        </w:rPr>
+        <w:t xml:space="preserve">　　　　　　　　　　　　　　　　　　　　　　　　　　　　　　　　　　　　　　　　　　　　　　　　　　</w:t>
+      </w:r>
+    </w:p>
+    <w:p>
+      <w:pPr>
+        <w:spacing w:line="360" w:lineRule="auto"/>
+        <w:jc w:val="left"/>
+      </w:pPr>
+      <w:r>
+        <w:rPr>
+          <w:rFonts w:ascii="宋体" w:hAnsi="宋体" w:eastAsia="宋体"/>
+          <w:b w:val="0"/>
+        </w:rPr>
+        <w:t xml:space="preserve">　　　　　　　　　　　　　　　　　　　　　　　　　　　　　　　　　　　　　　　　　　　　　　　　　　</w:t>
+      </w:r>
+    </w:p>
+    <w:p>
+      <w:pPr>
+        <w:spacing w:line="360" w:lineRule="auto"/>
+        <w:jc w:val="left"/>
+      </w:pPr>
+      <w:r>
+        <w:rPr>
+          <w:rFonts w:ascii="宋体" w:hAnsi="宋体" w:eastAsia="宋体"/>
+          <w:b w:val="0"/>
+        </w:rPr>
+        <w:t>（2）愿我们都不做“看不见的布”前的沉默者。</w:t>
+      </w:r>
+    </w:p>
+    <w:p>
+      <w:pPr>
+        <w:spacing w:line="360" w:lineRule="auto"/>
+        <w:jc w:val="left"/>
+      </w:pPr>
+      <w:r>
+        <w:rPr>
+          <w:rFonts w:ascii="宋体" w:hAnsi="宋体" w:eastAsia="宋体"/>
+          <w:b w:val="0"/>
+        </w:rPr>
+        <w:t xml:space="preserve">　　　　　　　　　　　　　　　　　　　　　　　　　　　　　　　　　　　　　　　　　　　　　　　　　　</w:t>
+      </w:r>
+    </w:p>
+    <w:p>
+      <w:pPr>
+        <w:spacing w:line="360" w:lineRule="auto"/>
+        <w:jc w:val="left"/>
+      </w:pPr>
+      <w:r>
+        <w:rPr>
+          <w:rFonts w:ascii="宋体" w:hAnsi="宋体" w:eastAsia="宋体"/>
+          <w:b w:val="0"/>
+        </w:rPr>
+        <w:t xml:space="preserve">　　　　　　　　　　　　　　　　　　　　　　　　　　　　　　　　　　　　　　　　　　　　　　　　　　</w:t>
+      </w:r>
+    </w:p>
+    <w:p>
+      <w:pPr>
+        <w:spacing w:line="360" w:lineRule="auto"/>
+        <w:jc w:val="left"/>
+      </w:pPr>
+      <w:r>
+        <w:rPr>
+          <w:rFonts w:ascii="宋体" w:hAnsi="宋体" w:eastAsia="宋体"/>
+          <w:b w:val="0"/>
+        </w:rPr>
+        <w:t xml:space="preserve">　　　　　　　　　　　　　　　　　　　　　　　　　　　　　　　　　　　　　　　　　　　　　　　　　　</w:t>
+      </w:r>
+    </w:p>
+    <w:p>
+      <w:pPr>
+        <w:spacing w:line="360" w:lineRule="auto"/>
+        <w:jc w:val="left"/>
+      </w:pPr>
+      <w:r>
+        <w:rPr>
+          <w:rFonts w:ascii="宋体" w:hAnsi="宋体" w:eastAsia="宋体"/>
+          <w:b w:val="0"/>
+        </w:rPr>
+      </w:r>
+    </w:p>
+    <w:p>
+      <w:pPr>
+        <w:spacing w:line="360" w:lineRule="auto"/>
+        <w:jc w:val="left"/>
+      </w:pPr>
+      <w:r>
+        <w:rPr>
+          <w:rFonts w:ascii="宋体" w:hAnsi="宋体" w:eastAsia="宋体"/>
+          <w:b w:val="0"/>
+        </w:rPr>
+        <w:t>语言运用：</w:t>
+      </w:r>
+    </w:p>
+    <w:p>
+      <w:pPr>
+        <w:spacing w:line="360" w:lineRule="auto"/>
+        <w:jc w:val="left"/>
+      </w:pPr>
+      <w:r>
+        <w:rPr>
+          <w:rFonts w:ascii="宋体" w:hAnsi="宋体" w:eastAsia="宋体"/>
+          <w:b w:val="0"/>
+        </w:rPr>
+        <w:t>1.本单元《女娲造人》中，女娲抟土造人、挥藤沾泥，把远古神话写得充满人情味。如果要书写你的梦，你会选择什么事物呢？请依照下面的句子进行仿写。</w:t>
+      </w:r>
+    </w:p>
+    <w:p>
+      <w:pPr>
+        <w:spacing w:line="360" w:lineRule="auto"/>
+        <w:jc w:val="left"/>
+      </w:pPr>
+      <w:r>
+        <w:rPr>
+          <w:rFonts w:ascii="宋体" w:hAnsi="宋体" w:eastAsia="宋体"/>
+          <w:b w:val="0"/>
+        </w:rPr>
+        <w:t>【示例】我的梦，是那片青翠的爬山虎，从不停下向上攀爬的脚步。</w:t>
+      </w:r>
+    </w:p>
+    <w:p>
+      <w:pPr>
+        <w:spacing w:line="360" w:lineRule="auto"/>
+        <w:jc w:val="left"/>
+      </w:pPr>
+      <w:r>
+        <w:rPr>
+          <w:rFonts w:ascii="宋体" w:hAnsi="宋体" w:eastAsia="宋体"/>
+          <w:b w:val="0"/>
+        </w:rPr>
+        <w:t>我的梦，是　　　　　　　　　　　，　　　　　　　　　　　。</w:t>
+      </w:r>
+    </w:p>
+    <w:p>
+      <w:pPr>
+        <w:spacing w:line="360" w:lineRule="auto"/>
+        <w:jc w:val="left"/>
+      </w:pPr>
+      <w:r>
+        <w:rPr>
+          <w:rFonts w:ascii="宋体" w:hAnsi="宋体" w:eastAsia="宋体"/>
+          <w:b w:val="0"/>
+        </w:rPr>
+      </w:r>
+    </w:p>
+    <w:p>
+      <w:pPr>
+        <w:spacing w:line="360" w:lineRule="auto"/>
+        <w:jc w:val="left"/>
+      </w:pPr>
+      <w:r>
+        <w:rPr>
+          <w:rFonts w:ascii="宋体" w:hAnsi="宋体" w:eastAsia="宋体"/>
+          <w:b w:val="0"/>
+        </w:rPr>
+        <w:t>2.阅读下面对安徒生的介绍材料，参照为安徒生写的这段推荐词示例，为吴承恩写一段推荐词。</w:t>
+      </w:r>
+    </w:p>
+    <w:p>
+      <w:pPr>
+        <w:spacing w:line="360" w:lineRule="auto"/>
+        <w:jc w:val="left"/>
+      </w:pPr>
+      <w:r>
+        <w:rPr>
+          <w:rFonts w:ascii="宋体" w:hAnsi="宋体" w:eastAsia="宋体"/>
+          <w:b w:val="0"/>
+        </w:rPr>
+        <w:t>材料：</w:t>
+      </w:r>
+    </w:p>
+    <w:p>
+      <w:pPr>
+        <w:spacing w:line="360" w:lineRule="auto"/>
+        <w:jc w:val="left"/>
+      </w:pPr>
+      <w:r>
+        <w:rPr>
+          <w:rFonts w:ascii="宋体" w:hAnsi="宋体" w:eastAsia="宋体"/>
+          <w:b w:val="0"/>
+        </w:rPr>
+        <w:t>①吴承恩生活于明代，自幼聪颖，博览群书，尤喜神怪小说。他历时十余年创作《西游记》，以唐僧取经故事为线索，塑造了孙悟空、猪八戒、沙僧等鲜明形象。</w:t>
+      </w:r>
+    </w:p>
+    <w:p>
+      <w:pPr>
+        <w:spacing w:line="360" w:lineRule="auto"/>
+        <w:jc w:val="left"/>
+      </w:pPr>
+      <w:r>
+        <w:rPr>
+          <w:rFonts w:ascii="宋体" w:hAnsi="宋体" w:eastAsia="宋体"/>
+          <w:b w:val="0"/>
+        </w:rPr>
+        <w:t>②《西游记》写神魔斗法、降妖伏魔，想象瑰丽，情节跌宕。孙悟空七十二变、与二郎神斗法等场面，既展现自由奔放的想象，又暗含“相生相克”的规则，寄托着对人性与社会的思考。</w:t>
+      </w:r>
+    </w:p>
+    <w:p>
+      <w:pPr>
+        <w:spacing w:line="360" w:lineRule="auto"/>
+        <w:jc w:val="left"/>
+      </w:pPr>
+      <w:r>
+        <w:rPr>
+          <w:rFonts w:ascii="宋体" w:hAnsi="宋体" w:eastAsia="宋体"/>
+          <w:b w:val="0"/>
+        </w:rPr>
+        <w:t>【示例】安徒生推荐词：他出身贫寒，历经坎坷，却把苦难化作温暖人心的文字。《皇帝的新装》以荒诞想象讽刺虚伪与盲从，孩子一句真话刺破谎言。童话想象奇崛，却照见人心。他就是——世界儿童文学的太阳安徒生！</w:t>
+      </w:r>
+    </w:p>
+    <w:p>
+      <w:pPr>
+        <w:spacing w:line="360" w:lineRule="auto"/>
+        <w:jc w:val="left"/>
+      </w:pPr>
+      <w:r>
+        <w:rPr>
+          <w:rFonts w:ascii="宋体" w:hAnsi="宋体" w:eastAsia="宋体"/>
+          <w:b w:val="0"/>
+        </w:rPr>
+        <w:t xml:space="preserve">　　　　　　　　　　　　　　　　　　　　　　　　　　　　　　　　　　　　　　　　　　　　　　　　　　</w:t>
+      </w:r>
+    </w:p>
+    <w:p>
+      <w:pPr>
+        <w:spacing w:line="360" w:lineRule="auto"/>
+        <w:jc w:val="left"/>
+      </w:pPr>
+      <w:r>
+        <w:rPr>
+          <w:rFonts w:ascii="宋体" w:hAnsi="宋体" w:eastAsia="宋体"/>
+          <w:b w:val="0"/>
+        </w:rPr>
+        <w:t xml:space="preserve">　　　　　　　　　　　　　　　　　　　　　　　　　　　　　　　　　　　　　　　　　　　　　　　　　　</w:t>
+      </w:r>
+    </w:p>
+    <w:p>
+      <w:pPr>
+        <w:spacing w:line="360" w:lineRule="auto"/>
+        <w:jc w:val="left"/>
+      </w:pPr>
+      <w:r>
+        <w:rPr>
+          <w:rFonts w:ascii="宋体" w:hAnsi="宋体" w:eastAsia="宋体"/>
+          <w:b w:val="0"/>
+        </w:rPr>
+        <w:t xml:space="preserve">　　　　　　　　　　　　　　　　　　　　　　　　　　　　　　　　　　　　　　　　　　　　　　　　　　</w:t>
+      </w:r>
+    </w:p>
+    <w:p>
+      <w:pPr>
+        <w:spacing w:line="360" w:lineRule="auto"/>
+        <w:jc w:val="left"/>
+      </w:pPr>
+      <w:r>
+        <w:rPr>
+          <w:rFonts w:ascii="宋体" w:hAnsi="宋体" w:eastAsia="宋体"/>
+          <w:b w:val="0"/>
+        </w:rPr>
+        <w:t>3.某班围绕下面一首诗开展诗歌诵读活动。活动中有一些问题，请你参与解决。</w:t>
+      </w:r>
+    </w:p>
+    <w:p>
+      <w:pPr>
+        <w:spacing w:line="360" w:lineRule="auto"/>
+        <w:jc w:val="left"/>
+      </w:pPr>
+      <w:r>
+        <w:rPr>
+          <w:rFonts w:ascii="宋体" w:hAnsi="宋体" w:eastAsia="宋体"/>
+          <w:b w:val="0"/>
+        </w:rPr>
+        <w:t>远远的街灯明了，/好像闪着无数的明星。/天上的明星现了，/好像点着无数的街灯。</w:t>
+      </w:r>
+    </w:p>
+    <w:p>
+      <w:pPr>
+        <w:spacing w:line="360" w:lineRule="auto"/>
+        <w:jc w:val="left"/>
+      </w:pPr>
+      <w:r>
+        <w:rPr>
+          <w:rFonts w:ascii="宋体" w:hAnsi="宋体" w:eastAsia="宋体"/>
+          <w:b w:val="0"/>
+        </w:rPr>
+        <w:t>我想那缥缈的街市，/定然有美丽的街市陈列。/街市上陈列的一些物品，/定然是世上没有的珍奇。</w:t>
+      </w:r>
+    </w:p>
+    <w:p>
+      <w:pPr>
+        <w:spacing w:line="360" w:lineRule="auto"/>
+        <w:jc w:val="left"/>
+      </w:pPr>
+      <w:r>
+        <w:rPr>
+          <w:rFonts w:ascii="宋体" w:hAnsi="宋体" w:eastAsia="宋体"/>
+          <w:b w:val="0"/>
+        </w:rPr>
+        <w:t>——郭沫若《天上的街市》</w:t>
+      </w:r>
+    </w:p>
+    <w:p>
+      <w:pPr>
+        <w:spacing w:line="360" w:lineRule="auto"/>
+        <w:jc w:val="left"/>
+      </w:pPr>
+      <w:r>
+        <w:rPr>
+          <w:rFonts w:ascii="宋体" w:hAnsi="宋体" w:eastAsia="宋体"/>
+          <w:b w:val="0"/>
+        </w:rPr>
+        <w:t>李强朗诵后兴奋地说：“诗人由街灯想到明星，又由明星想到美丽的街市，想象多么自由！”你认为诗中哪些词语最能体现“联想和想象”？请举出两个并简要说明。</w:t>
+      </w:r>
+    </w:p>
+    <w:p>
+      <w:pPr>
+        <w:spacing w:line="360" w:lineRule="auto"/>
+        <w:jc w:val="left"/>
+      </w:pPr>
+      <w:r>
+        <w:rPr>
+          <w:rFonts w:ascii="宋体" w:hAnsi="宋体" w:eastAsia="宋体"/>
+          <w:b w:val="0"/>
+        </w:rPr>
+        <w:t xml:space="preserve">　　　　　　　　　　　　　　　　　　　　　　　　　　　　　　　　　　　　　　　　　　　　　　　　　　</w:t>
+      </w:r>
+    </w:p>
+    <w:p>
+      <w:pPr>
+        <w:spacing w:line="360" w:lineRule="auto"/>
+        <w:jc w:val="left"/>
+      </w:pPr>
+      <w:r>
+        <w:rPr>
+          <w:rFonts w:ascii="宋体" w:hAnsi="宋体" w:eastAsia="宋体"/>
+          <w:b w:val="0"/>
+        </w:rPr>
+        <w:t xml:space="preserve">　　　　　　　　　　　　　　　　　　　　　　　　　　　　　　　　　　　　　　　　　　　　　　　　　　</w:t>
+      </w:r>
+    </w:p>
+    <w:p>
+      <w:pPr>
+        <w:spacing w:line="360" w:lineRule="auto"/>
+        <w:jc w:val="left"/>
+      </w:pPr>
+      <w:r>
+        <w:rPr>
+          <w:rFonts w:ascii="宋体" w:hAnsi="宋体" w:eastAsia="宋体"/>
+          <w:b w:val="0"/>
+        </w:rPr>
+        <w:t xml:space="preserve">　　　　　　　　　　　　　　　　　　　　　　　　　　　　　　　　　　　　　　　　　　　　　　　　　　</w:t>
+      </w:r>
+    </w:p>
+    <w:p>
+      <w:pPr>
+        <w:spacing w:line="360" w:lineRule="auto"/>
+        <w:jc w:val="left"/>
+      </w:pPr>
+      <w:r>
+        <w:rPr>
+          <w:rFonts w:ascii="宋体" w:hAnsi="宋体" w:eastAsia="宋体"/>
+          <w:b w:val="0"/>
+        </w:rPr>
+        <w:t>朗诵会上，主持人说：“本单元我们还学习了神话、童话、寓言等想象类作品。请任选本单元一篇课文，说说作者是如何借助想象表达情感的。”</w:t>
+      </w:r>
+    </w:p>
+    <w:p>
+      <w:pPr>
+        <w:spacing w:line="360" w:lineRule="auto"/>
+        <w:jc w:val="left"/>
+      </w:pPr>
+      <w:r>
+        <w:rPr>
+          <w:rFonts w:ascii="宋体" w:hAnsi="宋体" w:eastAsia="宋体"/>
+          <w:b w:val="0"/>
+        </w:rPr>
+        <w:t xml:space="preserve">　　　　　　　　　　　　　　　　　　　　　　　　　　　　　　　　　　　　　　　　　　　　　　　　　　</w:t>
+      </w:r>
+    </w:p>
+    <w:p>
+      <w:pPr>
+        <w:spacing w:line="360" w:lineRule="auto"/>
+        <w:jc w:val="left"/>
+      </w:pPr>
+      <w:r>
+        <w:rPr>
+          <w:rFonts w:ascii="宋体" w:hAnsi="宋体" w:eastAsia="宋体"/>
+          <w:b w:val="0"/>
+        </w:rPr>
+        <w:t xml:space="preserve">　　　　　　　　　　　　　　　　　　　　　　　　　　　　　　　　　　　　　　　　　　　　　　　　　　</w:t>
+      </w:r>
+    </w:p>
+    <w:p>
+      <w:pPr>
+        <w:spacing w:line="360" w:lineRule="auto"/>
+        <w:jc w:val="left"/>
+      </w:pPr>
+      <w:r>
+        <w:rPr>
+          <w:rFonts w:ascii="宋体" w:hAnsi="宋体" w:eastAsia="宋体"/>
+          <w:b w:val="0"/>
+        </w:rPr>
+        <w:t xml:space="preserve">　　　　　　　　　　　　　　　　　　　　　　　　　　　　　　　　　　　　　　　　　　　　　　　　　　</w:t>
+      </w:r>
+    </w:p>
+    <w:p>
+      <w:pPr>
+        <w:spacing w:line="360" w:lineRule="auto"/>
+        <w:jc w:val="left"/>
+      </w:pPr>
+      <w:r>
+        <w:rPr>
+          <w:rFonts w:ascii="宋体" w:hAnsi="宋体" w:eastAsia="宋体"/>
+          <w:b w:val="0"/>
+        </w:rPr>
+        <w:t>写作：</w:t>
+      </w:r>
+    </w:p>
+    <w:p>
+      <w:pPr>
+        <w:spacing w:line="360" w:lineRule="auto"/>
+        <w:jc w:val="left"/>
+      </w:pPr>
+      <w:r>
+        <w:rPr>
+          <w:rFonts w:ascii="宋体" w:hAnsi="宋体" w:eastAsia="宋体"/>
+          <w:b w:val="0"/>
+        </w:rPr>
+        <w:t>想象是有根的，因为它的足迹处处皆是：有的藏在神魔斗法的奇幻里，有的藏在童话寓言的夸张里，有的藏在神话改写的温情里，有的藏在诗歌联想的天街上……而有一些想象（如勇气之花、真话之花、创造之花、智慧之花……），一旦栖落于心灵的沃土上，就会生根发芽，抽枝展叶，开出美丽的花。</w:t>
+      </w:r>
+    </w:p>
+    <w:p>
+      <w:pPr>
+        <w:spacing w:line="360" w:lineRule="auto"/>
+        <w:jc w:val="left"/>
+      </w:pPr>
+      <w:r>
+        <w:rPr>
+          <w:rFonts w:ascii="宋体" w:hAnsi="宋体" w:eastAsia="宋体"/>
+          <w:b w:val="0"/>
+        </w:rPr>
+        <w:t>请以《遇见想象》为题，写一篇作文。</w:t>
+      </w:r>
+    </w:p>
+    <w:p>
+      <w:pPr>
+        <w:spacing w:line="360" w:lineRule="auto"/>
+        <w:jc w:val="left"/>
+      </w:pPr>
+      <w:r>
+        <w:rPr>
+          <w:rFonts w:ascii="宋体" w:hAnsi="宋体" w:eastAsia="宋体"/>
+          <w:b w:val="0"/>
+        </w:rPr>
+        <w:t>要求：</w:t>
+      </w:r>
+    </w:p>
+    <w:p>
+      <w:pPr>
+        <w:spacing w:line="360" w:lineRule="auto"/>
+        <w:jc w:val="left"/>
+      </w:pPr>
+      <w:r>
+        <w:rPr>
+          <w:rFonts w:ascii="宋体" w:hAnsi="宋体" w:eastAsia="宋体"/>
+          <w:b w:val="0"/>
+        </w:rPr>
+        <w:t>①立意自定，文体自选(诗歌除外)；</w:t>
+      </w:r>
+    </w:p>
+    <w:p>
+      <w:pPr>
+        <w:spacing w:line="360" w:lineRule="auto"/>
+        <w:jc w:val="left"/>
+      </w:pPr>
+      <w:r>
+        <w:rPr>
+          <w:rFonts w:ascii="宋体" w:hAnsi="宋体" w:eastAsia="宋体"/>
+          <w:b w:val="0"/>
+        </w:rPr>
+        <w:t>②说真话，抒真情，忌抄袭；</w:t>
+      </w:r>
+    </w:p>
+    <w:p>
+      <w:pPr>
+        <w:spacing w:line="360" w:lineRule="auto"/>
+        <w:jc w:val="left"/>
+      </w:pPr>
+      <w:r>
+        <w:rPr>
+          <w:rFonts w:ascii="宋体" w:hAnsi="宋体" w:eastAsia="宋体"/>
+          <w:b w:val="0"/>
+        </w:rPr>
+        <w:t>③文中不要使用真实的地名、校名、人名；</w:t>
+      </w:r>
+    </w:p>
+    <w:p>
+      <w:pPr>
+        <w:spacing w:line="360" w:lineRule="auto"/>
+        <w:jc w:val="left"/>
+      </w:pPr>
+      <w:r>
+        <w:rPr>
+          <w:rFonts w:ascii="宋体" w:hAnsi="宋体" w:eastAsia="宋体"/>
+          <w:b w:val="0"/>
+        </w:rPr>
+        <w:t>④书写工整，不少于600字。</w:t>
+      </w:r>
+    </w:p>
+    <w:p>
+      <w:pPr>
+        <w:spacing w:line="360" w:lineRule="auto"/>
+        <w:jc w:val="left"/>
+      </w:pPr>
+      <w:r>
+        <w:rPr>
+          <w:rFonts w:ascii="宋体" w:hAnsi="宋体" w:eastAsia="宋体"/>
+          <w:b w:val="0"/>
+        </w:rPr>
+        <w:t>【学后反思】</w:t>
+      </w:r>
+    </w:p>
+    <w:p>
+      <w:pPr>
+        <w:spacing w:line="360" w:lineRule="auto"/>
+        <w:jc w:val="left"/>
+      </w:pPr>
+      <w:r>
+        <w:rPr>
+          <w:rFonts w:ascii="宋体" w:hAnsi="宋体" w:eastAsia="宋体"/>
+          <w:b w:val="0"/>
+        </w:rPr>
+        <w:t>1、通过本单元的学习，你知道了神魔小说、童话、神话、寓言四种文体的想象各有什么特点？请各举一例说明。</w:t>
+      </w:r>
+    </w:p>
+    <w:p>
+      <w:pPr>
+        <w:spacing w:line="360" w:lineRule="auto"/>
+        <w:jc w:val="left"/>
+      </w:pPr>
+      <w:r>
+        <w:rPr>
+          <w:rFonts w:ascii="宋体" w:hAnsi="宋体" w:eastAsia="宋体"/>
+          <w:b w:val="0"/>
+        </w:rPr>
+        <w:t xml:space="preserve">　　　　　　　　　　　　　　　　　　　　　　　　　　　　　　　　　　　　　　　　　　　　　　　　　　</w:t>
+      </w:r>
+    </w:p>
+    <w:p>
+      <w:pPr>
+        <w:spacing w:line="360" w:lineRule="auto"/>
+        <w:jc w:val="left"/>
+      </w:pPr>
+      <w:r>
+        <w:rPr>
+          <w:rFonts w:ascii="宋体" w:hAnsi="宋体" w:eastAsia="宋体"/>
+          <w:b w:val="0"/>
+        </w:rPr>
+        <w:t xml:space="preserve">　　　　　　　　　　　　　　　　　　　　　　　　　　　　　　　　　　　　　　　　　　　　　　　　　　</w:t>
+      </w:r>
+    </w:p>
+    <w:p>
+      <w:pPr>
+        <w:spacing w:line="360" w:lineRule="auto"/>
+        <w:jc w:val="left"/>
+      </w:pPr>
+      <w:r>
+        <w:rPr>
+          <w:rFonts w:ascii="宋体" w:hAnsi="宋体" w:eastAsia="宋体"/>
+          <w:b w:val="0"/>
+        </w:rPr>
+        <w:t xml:space="preserve">　　　　　　　　　　　　　　　　　　　　　　　　　　　　　　　　　　　　　　　　　　　　　　　　　　</w:t>
+      </w:r>
+    </w:p>
+    <w:p>
+      <w:pPr>
+        <w:spacing w:line="360" w:lineRule="auto"/>
+        <w:jc w:val="left"/>
+      </w:pPr>
+      <w:r>
+        <w:rPr>
+          <w:rFonts w:ascii="宋体" w:hAnsi="宋体" w:eastAsia="宋体"/>
+          <w:b w:val="0"/>
+        </w:rPr>
+        <w:t>2、学习了本主题之后，当生活中再次遇到“穿井得一人”式的谣言时，你将会如何辨别？请和你的同伴说一说。</w:t>
+      </w:r>
+    </w:p>
+    <w:p>
+      <w:pPr>
+        <w:spacing w:line="360" w:lineRule="auto"/>
+        <w:jc w:val="left"/>
+      </w:pPr>
+      <w:r>
+        <w:rPr>
+          <w:rFonts w:ascii="宋体" w:hAnsi="宋体" w:eastAsia="宋体"/>
+          <w:b w:val="0"/>
+        </w:rPr>
+        <w:t xml:space="preserve">　　　　　　　　　　　　　　　　　　　　　　　　　　　　　　　　　　　　　　　　　　　　　　　　　　</w:t>
+      </w:r>
+    </w:p>
+    <w:p>
+      <w:pPr>
+        <w:spacing w:line="360" w:lineRule="auto"/>
+        <w:jc w:val="left"/>
+      </w:pPr>
+      <w:r>
+        <w:rPr>
+          <w:rFonts w:ascii="宋体" w:hAnsi="宋体" w:eastAsia="宋体"/>
+          <w:b w:val="0"/>
+        </w:rPr>
+        <w:t xml:space="preserve">　　　　　　　　　　　　　　　　　　　　　　　　　　　　　　　　　　　　　　　　　　　　　　　　　　</w:t>
+      </w:r>
+    </w:p>
+    <w:p>
+      <w:pPr>
+        <w:spacing w:line="360" w:lineRule="auto"/>
+        <w:jc w:val="left"/>
+      </w:pPr>
+      <w:r>
+        <w:rPr>
+          <w:rFonts w:ascii="宋体" w:hAnsi="宋体" w:eastAsia="宋体"/>
+          <w:b w:val="0"/>
+        </w:rPr>
+        <w:t xml:space="preserve">　　　　　　　　　　　　　　　　　　　　　　　　　　　　　　　　　　　　　　　　　　　　　　　　　　</w:t>
       </w:r>
     </w:p>
     <w:sectPr>

--- a/七年级上册第六单元单元作业设计.docx
+++ b/七年级上册第六单元单元作业设计.docx
@@ -50,7 +50,7 @@
           <w:rFonts w:ascii="宋体" w:hAnsi="宋体" w:eastAsia="宋体"/>
           <w:b w:val="0"/>
         </w:rPr>
-        <w:t>（一）杞人忧天</w:t>
+        <w:t>（一）想象与真实</w:t>
       </w:r>
     </w:p>
     <w:p>
@@ -63,7 +63,7 @@
           <w:rFonts w:ascii="宋体" w:hAnsi="宋体" w:eastAsia="宋体"/>
           <w:b w:val="0"/>
         </w:rPr>
-        <w:t xml:space="preserve">                         选自《列子·天瑞》</w:t>
+        <w:t xml:space="preserve">                         编者</w:t>
       </w:r>
     </w:p>
     <w:p>
@@ -76,7 +76,7 @@
           <w:rFonts w:ascii="宋体" w:hAnsi="宋体" w:eastAsia="宋体"/>
           <w:b w:val="0"/>
         </w:rPr>
-        <w:t>①古时候，齐国大地上，有一位心里总爱装着“万一”的人，后人也叫他“杞人”。</w:t>
+        <w:t>①想象力是创新的源泉。爱因斯坦曾说：“想象力比知识更重要，因为知识是有限的，而想象力概括着世界的一切，推动着进步，并且是知识进化的源泉。”</w:t>
       </w:r>
     </w:p>
     <w:p>
@@ -89,7 +89,7 @@
           <w:rFonts w:ascii="宋体" w:hAnsi="宋体" w:eastAsia="宋体"/>
           <w:b w:val="0"/>
         </w:rPr>
-        <w:t>②他抬头望天，总觉得头顶的苍穹像一块随时会坠落的巨板；低头看地，又总觉得脚下的大地像要塌陷的薄冰。</w:t>
+        <w:t>②在文学创作中，想象更是不可或缺的品质。中国上古神话写盘古开天、女娲补天，神魔小说写孙悟空七十二变，科幻作品写行星发动机与数字生命——这些想象看似离奇，却常常植根于生活经验与人类愿望，又超越眼前现实。</w:t>
       </w:r>
     </w:p>
     <w:p>
@@ -102,7 +102,7 @@
           <w:rFonts w:ascii="宋体" w:hAnsi="宋体" w:eastAsia="宋体"/>
           <w:b w:val="0"/>
         </w:rPr>
-        <w:t>③他整天忧愁：假如天真塌了，身子该往哪里放？假如地真陷了，又怎么躲避？于是吃不下饭，睡不着觉。</w:t>
+        <w:t>③鲁迅在《中国小说的史的变迁》中指出，神话“其取材于现实者，又必有所寄托”。这说明文学想象并非凭空捏造，而是由观察、体验与情感出发的艺术创造。</w:t>
       </w:r>
     </w:p>
     <w:p>
@@ -115,7 +115,7 @@
           <w:rFonts w:ascii="宋体" w:hAnsi="宋体" w:eastAsia="宋体"/>
           <w:b w:val="0"/>
         </w:rPr>
-        <w:t>④家人见状，劝他别太胡思乱想。他却摇摇头：“你们不懂，这不是小事！”</w:t>
+        <w:t>④以《女娲造人》的改写为例，作者把古籍中“女娲抟黄土作人”的记载，写成充满人情味的散文：女娲在旷野中感到孤独，于是揉土造人，又因造人太慢而挥藤沾泥。想象背后，是对生命起源的好奇，也是对创造与喜悦的歌颂。</w:t>
       </w:r>
     </w:p>
     <w:p>
@@ -128,7 +128,7 @@
           <w:rFonts w:ascii="宋体" w:hAnsi="宋体" w:eastAsia="宋体"/>
           <w:b w:val="0"/>
         </w:rPr>
-        <w:t>⑤有位贤者听说后，特地来开导他：“天不过是积聚的气体罢了，人日出而作、呼吸屈伸，都在其中，何必担心它崩塌？”</w:t>
+        <w:t>⑤神魔小说《西游记》写孙悟空与二郎神斗法，变化无穷却各有克制。鲁迅说神魔小说“使神魔皆有人情，精魅亦通世故”，正因想象再奇幻，也要服从情节逻辑与人物心理的真实。</w:t>
       </w:r>
     </w:p>
     <w:p>
@@ -141,7 +141,7 @@
           <w:rFonts w:ascii="宋体" w:hAnsi="宋体" w:eastAsia="宋体"/>
           <w:b w:val="0"/>
         </w:rPr>
-        <w:t>⑥杞人又问：“若天是气体，日月星辰岂不都要掉下来砸人？”</w:t>
+        <w:t>⑥当代科幻作家刘慈欣在《三体》等作品中，以科学知识为基础展开宏大想象。科幻被称为“基于科学的幻想”，它要求想象既有“奇”，也要有“真”——符合一定的科学逻辑与认知可能。</w:t>
       </w:r>
     </w:p>
     <w:p>
@@ -154,7 +154,7 @@
           <w:rFonts w:ascii="宋体" w:hAnsi="宋体" w:eastAsia="宋体"/>
           <w:b w:val="0"/>
         </w:rPr>
-        <w:t>⑦贤者笑道：“日月星辰也是发光的气体，即便落下，也不能伤人。”</w:t>
+        <w:t>⑦从神话到神魔小说，从寓言到科幻，想象的形态在不断变化，但都有一个共同点：借助虚构表达真实。神话寄托集体愿望，神魔小说写自由与规则，寓言讽刺社会现象，科幻反思文明走向。</w:t>
       </w:r>
     </w:p>
     <w:p>
@@ -167,7 +167,7 @@
           <w:rFonts w:ascii="宋体" w:hAnsi="宋体" w:eastAsia="宋体"/>
           <w:b w:val="0"/>
         </w:rPr>
-        <w:t>⑧杞人仍不安：“那么地要陷下去了，房屋树木岂不全要没入土中？”</w:t>
+        <w:t>⑧今天，信息传播极快，未经核实的消息也可能蔓延。阅读想象类作品，我们既要欣赏奇思妙想，也要追问：想象从何处来？它要照见怎样的真实？会不会把人引向无谓的焦虑或盲目的轻信？</w:t>
       </w:r>
     </w:p>
     <w:p>
@@ -180,7 +180,7 @@
           <w:rFonts w:ascii="宋体" w:hAnsi="宋体" w:eastAsia="宋体"/>
           <w:b w:val="0"/>
         </w:rPr>
-        <w:t>⑨贤者又说：“地不过是积聚的土块，人行走跳跃都在其上，房屋树木只是附在土块上的东西，怎么会陷进去呢？”</w:t>
+        <w:t>⑨学习本单元，正是要我们在阅读中涵养想象，在想象中坚守真实，既不拒绝创造，也不被虚妄谣言所惑。</w:t>
       </w:r>
     </w:p>
     <w:p>
@@ -193,7 +193,20 @@
           <w:rFonts w:ascii="宋体" w:hAnsi="宋体" w:eastAsia="宋体"/>
           <w:b w:val="0"/>
         </w:rPr>
-        <w:t>⑩杞人听后，忧虑尽释，笑颜复现。这则寓言以夸张的想象写无谓的焦虑，启示我们：想象若脱离现实依据，就可能变成精神的负担。</w:t>
+        <w:t>⑩总之，真正的想象从不是逃避现实，而是以更丰富的形式回到现实。当我们学会在阅读中辨别想象的依据与目的，也就学会了在生活中辨别信息的真伪——这正是“想象与真实”留给我们的最重要启示。</w:t>
+      </w:r>
+    </w:p>
+    <w:p>
+      <w:pPr>
+        <w:spacing w:line="360" w:lineRule="auto"/>
+        <w:jc w:val="left"/>
+      </w:pPr>
+      <w:r>
+        <w:rPr>
+          <w:rFonts w:ascii="宋体" w:hAnsi="宋体" w:eastAsia="宋体"/>
+          <w:b w:val="0"/>
+        </w:rPr>
+        <w:t>（综合自鲁迅《中国小说的史的变迁》、袁珂《中国神话传说》及刘慈欣创作谈，有删改）</w:t>
       </w:r>
     </w:p>
     <w:p>
@@ -219,7 +232,7 @@
           <w:rFonts w:ascii="宋体" w:hAnsi="宋体" w:eastAsia="宋体"/>
           <w:b w:val="0"/>
         </w:rPr>
-        <w:t>1.请简要分析第①②段在文中的作用。</w:t>
+        <w:t>1.请简要分析第①段和最后一段在文中的作用。</w:t>
       </w:r>
     </w:p>
     <w:p>
@@ -283,7 +296,7 @@
           <w:rFonts w:ascii="宋体" w:hAnsi="宋体" w:eastAsia="宋体"/>
           <w:b w:val="0"/>
         </w:rPr>
-        <w:t>2.阅读第⑤⑦⑨段，按照表格中的提示，在空白处填上相应的文字。</w:t>
+        <w:t>2.阅读第④⑥段，按照表格中的提示，在空白处填上相应的文字。</w:t>
       </w:r>
     </w:p>
     <w:tbl>
@@ -304,7 +317,7 @@
           </w:tcPr>
           <w:p>
             <w:r>
-              <w:t>段落</w:t>
+              <w:t>文体</w:t>
             </w:r>
           </w:p>
         </w:tc>
@@ -314,7 +327,7 @@
           </w:tcPr>
           <w:p>
             <w:r>
-              <w:t>开导内容</w:t>
+              <w:t>想象特点</w:t>
             </w:r>
           </w:p>
         </w:tc>
@@ -324,7 +337,7 @@
           </w:tcPr>
           <w:p>
             <w:r>
-              <w:t>作用</w:t>
+              <w:t>表达的真实</w:t>
             </w:r>
           </w:p>
         </w:tc>
@@ -336,7 +349,7 @@
           </w:tcPr>
           <w:p>
             <w:r>
-              <w:t>第⑤段</w:t>
+              <w:t>神话改写（《女娲造人》）</w:t>
             </w:r>
           </w:p>
         </w:tc>
@@ -346,7 +359,7 @@
           </w:tcPr>
           <w:p>
             <w:r>
-              <w:t>天是积聚的气体，人活动于其中</w:t>
+              <w:t>在古籍基础上加入人的情感</w:t>
             </w:r>
           </w:p>
         </w:tc>
@@ -366,7 +379,7 @@
           </w:tcPr>
           <w:p>
             <w:r>
-              <w:t>第⑦段</w:t>
+              <w:t>神魔小说（《西游记》）</w:t>
             </w:r>
           </w:p>
         </w:tc>
@@ -384,7 +397,7 @@
           </w:tcPr>
           <w:p>
             <w:r>
-              <w:t>消除对日月星辰坠落的忧虑</w:t>
+              <w:t>自由与规则、人情世故</w:t>
             </w:r>
           </w:p>
         </w:tc>
@@ -396,7 +409,17 @@
           </w:tcPr>
           <w:p>
             <w:r>
-              <w:t>第⑨段</w:t>
+              <w:t>科幻（《三体》等）</w:t>
+            </w:r>
+          </w:p>
+        </w:tc>
+        <w:tc>
+          <w:tcPr>
+            <w:tcW w:type="dxa" w:w="3024"/>
+          </w:tcPr>
+          <w:p>
+            <w:r>
+              <w:t>以科学知识为基础展开宏大想象</w:t>
             </w:r>
           </w:p>
         </w:tc>
@@ -406,16 +429,6 @@
           </w:tcPr>
           <w:p>
             <w:r/>
-          </w:p>
-        </w:tc>
-        <w:tc>
-          <w:tcPr>
-            <w:tcW w:type="dxa" w:w="3024"/>
-          </w:tcPr>
-          <w:p>
-            <w:r>
-              <w:t>消除对地陷的担忧</w:t>
-            </w:r>
           </w:p>
         </w:tc>
       </w:tr>
@@ -442,7 +455,7 @@
           <w:rFonts w:ascii="宋体" w:hAnsi="宋体" w:eastAsia="宋体"/>
           <w:b w:val="0"/>
         </w:rPr>
-        <w:t>3.第③段中“吃不下饭，睡不着觉”一句，写出了杞人怎样的状态？表现了作者怎样的感情？</w:t>
+        <w:t>3.第⑤段引用鲁迅的话，写出了神魔小说怎样的艺术特色？表现了作者怎样的观点？</w:t>
       </w:r>
     </w:p>
     <w:p>
@@ -467,7 +480,7 @@
           <w:rFonts w:ascii="宋体" w:hAnsi="宋体" w:eastAsia="宋体"/>
           <w:b w:val="0"/>
         </w:rPr>
-        <w:t>4.联系本单元《寓言四则》的学习，谈谈你从这则寓言中得到的启示。（50字以内）</w:t>
+        <w:t>4.联系本文及本单元学习，谈谈你对“想象必须扎根于真实”的理解。（50字以内）</w:t>
       </w:r>
     </w:p>
     <w:p>
@@ -519,7 +532,7 @@
           <w:rFonts w:ascii="宋体" w:hAnsi="宋体" w:eastAsia="宋体"/>
           <w:b w:val="0"/>
         </w:rPr>
-        <w:t>（二）皇帝的新装</w:t>
+        <w:t>（二）倾听远古的神话</w:t>
       </w:r>
     </w:p>
     <w:p>
@@ -532,7 +545,7 @@
           <w:rFonts w:ascii="宋体" w:hAnsi="宋体" w:eastAsia="宋体"/>
           <w:b w:val="0"/>
         </w:rPr>
-        <w:t xml:space="preserve">                         ［丹麦］安徒生</w:t>
+        <w:t xml:space="preserve">                         编者</w:t>
       </w:r>
     </w:p>
     <w:p>
@@ -545,7 +558,7 @@
           <w:rFonts w:ascii="宋体" w:hAnsi="宋体" w:eastAsia="宋体"/>
           <w:b w:val="0"/>
         </w:rPr>
-        <w:t>①很久以前，有一位皇帝，他几乎把所有的钱都花在买衣服上，每隔一小时就要换上另一套。</w:t>
+        <w:t>①走进国家博物馆，常能看见彩绘陶罐、青铜面具、玉雕神兽。它们沉默地诉说着一个民族的童年：先民仰望星空，也俯察大地，把对风雨雷电的惊奇、对生命起源的追问，化作了盘古、女娲、夸父等神话形象。</w:t>
       </w:r>
     </w:p>
     <w:p>
@@ -558,7 +571,7 @@
           <w:rFonts w:ascii="宋体" w:hAnsi="宋体" w:eastAsia="宋体"/>
           <w:b w:val="0"/>
         </w:rPr>
-        <w:t>②一天，城里来了两个骗子，自称能织出全世界最美丽的布，而且这种布有一个奇异的特点：凡愚蠢或不称职的人，都看不见它。</w:t>
+        <w:t>②著名学者袁珂穷数十年之力搜集整理中国神话，写成《中国神话传说》。他说，神话“是原始人们面对强大自然力时的一种特殊的心理活动”，“表现了人们征服自然、改造自然的强烈愿望”。</w:t>
       </w:r>
     </w:p>
     <w:p>
@@ -571,7 +584,7 @@
           <w:rFonts w:ascii="宋体" w:hAnsi="宋体" w:eastAsia="宋体"/>
           <w:b w:val="0"/>
         </w:rPr>
-        <w:t>③皇帝心想：“我穿了这样的布，就能分辨我的王国里谁称职、谁不称职。”于是给了他们许多金币，让他们立刻动工。</w:t>
+        <w:t>③神话的想象往往宏大而瑰丽，却从不脱离民族的文化心理。夸父逐日，写的是对光明的执着；精卫填海，写的是对命运的抗争；后羿射日，写的是对灾难的反抗。每一个故事，都藏着先民对世界的理解。</w:t>
       </w:r>
     </w:p>
     <w:p>
@@ -584,7 +597,7 @@
           <w:rFonts w:ascii="宋体" w:hAnsi="宋体" w:eastAsia="宋体"/>
           <w:b w:val="0"/>
         </w:rPr>
-        <w:t>④两个骗子装模作样地织着，其实什么都没有。皇帝派大臣去查看，老大臣睁大眼睛，却什么也看不见——他怕自己愚蠢，更怕被人知道。</w:t>
+        <w:t>④今天读神话，不能只看“神奇”，更要问“为什么这样想象”。课文《女娲造人》把古籍记载改写成散文，加入女娲的孤独、喜悦与辛劳，让神具有了人的情感。这正是神话改写的力量：在想象中写入生命温度。</w:t>
       </w:r>
     </w:p>
     <w:p>
@@ -597,7 +610,7 @@
           <w:rFonts w:ascii="宋体" w:hAnsi="宋体" w:eastAsia="宋体"/>
           <w:b w:val="0"/>
         </w:rPr>
-        <w:t>⑤他抚摸着“空气”，称赞布料的美，回去向皇帝禀报。其他官员也纷纷如此，因为这荣誉关系到他们的官职。</w:t>
+        <w:t>⑤与神话的“创世想象”不同，神魔小说更爱写“斗法想象”。《西游记》里孙悟空变麻雀、变鱼儿、变庙宇，二郎神总能相应破解。变化看似自由，却暗含“相克”的规则——自由可贵，规则亦不可废。</w:t>
       </w:r>
     </w:p>
     <w:p>
@@ -610,7 +623,7 @@
           <w:rFonts w:ascii="宋体" w:hAnsi="宋体" w:eastAsia="宋体"/>
           <w:b w:val="0"/>
         </w:rPr>
-        <w:t>⑥更衣之日，皇帝在镜子前转动身体。宫殿里一片寂静，只有织布机的声音在人们的想象中回响。</w:t>
+        <w:t>⑥鲁迅称赞《西游记》“使神魔皆有人情”，林庚提醒读者不宜“看得过于认真”，要看到其中“儿童的心理与行为”。名家的话告诉我们：好的神魔想象，既要有奇幻的情节，也要有人间的情理。</w:t>
       </w:r>
     </w:p>
     <w:p>
@@ -623,7 +636,7 @@
           <w:rFonts w:ascii="宋体" w:hAnsi="宋体" w:eastAsia="宋体"/>
           <w:b w:val="0"/>
         </w:rPr>
-        <w:t>⑦皇帝光着身子走在街上，百姓都不敢说出真相，假装赞赏新装。</w:t>
+        <w:t>⑦如果把本单元课文放进“想象力博物馆”，《小圣施威降大圣》可展“自由与规则”，《女娲造人》可展“创造与生命”，《寓言四则》可展“智慧与局限”。展品不同，却都在回答同一个问题：想象如何帮助我们认识世界、认识自己？</w:t>
       </w:r>
     </w:p>
     <w:p>
@@ -636,7 +649,7 @@
           <w:rFonts w:ascii="宋体" w:hAnsi="宋体" w:eastAsia="宋体"/>
           <w:b w:val="0"/>
         </w:rPr>
-        <w:t>⑧忽然，一个孩子喊道：“他什么衣服也没穿呀！”</w:t>
+        <w:t>⑧神话给我们创造的勇气，神魔小说给我们想象的乐趣，寓言给我们反思的智慧。它们跨越时空，仍在提醒我们：面对未知，可以大胆设想；面对信息，必须清醒判断。</w:t>
       </w:r>
     </w:p>
     <w:p>
@@ -649,7 +662,7 @@
           <w:rFonts w:ascii="宋体" w:hAnsi="宋体" w:eastAsia="宋体"/>
           <w:b w:val="0"/>
         </w:rPr>
-        <w:t>⑨这句话像一颗石子投入静水，人们这才窃窃私语起来，皇帝的脸也微微泛红，但游行仍不能停止。</w:t>
+        <w:t>⑨有人说，没有想象就没有文学；也有人说，想象再绚烂，也要能照见人心与真实。这正是本单元希望同学们领悟的核心：在奇思妙想中保持清醒，在虚构故事里看见真实。</w:t>
       </w:r>
     </w:p>
     <w:p>
@@ -662,7 +675,7 @@
           <w:rFonts w:ascii="宋体" w:hAnsi="宋体" w:eastAsia="宋体"/>
           <w:b w:val="0"/>
         </w:rPr>
-        <w:t>⑩安徒生以孩子之口道破谎言，告诉读者：再离奇的想象，也要敢于说真话、辨真伪。</w:t>
+        <w:t>⑩愿每一位同学都能在“想象力博物馆”中，找到属于自己的那束光——它来自阅读，也来自你对生活的观察与思考。</w:t>
       </w:r>
     </w:p>
     <w:p>
@@ -675,20 +688,7 @@
           <w:rFonts w:ascii="宋体" w:hAnsi="宋体" w:eastAsia="宋体"/>
           <w:b w:val="0"/>
         </w:rPr>
-        <w:t>⑪本单元我们学习《皇帝的新装》，正是要体会童话想象如何照见现实，也希望同学们在“想象力博物馆”中，收藏这样的作品——想象奇崛，却指向人心。</w:t>
-      </w:r>
-    </w:p>
-    <w:p>
-      <w:pPr>
-        <w:spacing w:line="360" w:lineRule="auto"/>
-        <w:jc w:val="left"/>
-      </w:pPr>
-      <w:r>
-        <w:rPr>
-          <w:rFonts w:ascii="宋体" w:hAnsi="宋体" w:eastAsia="宋体"/>
-          <w:b w:val="0"/>
-        </w:rPr>
-        <w:t>⑫愿我们都不做“看不见的布”前的沉默者。</w:t>
+        <w:t>（综合自袁珂《中国神话传说》、鲁迅及林庚相关论述，有删改）</w:t>
       </w:r>
     </w:p>
     <w:p>
@@ -714,7 +714,7 @@
           <w:rFonts w:ascii="宋体" w:hAnsi="宋体" w:eastAsia="宋体"/>
           <w:b w:val="0"/>
         </w:rPr>
-        <w:t>1.作者围绕“新装”写了哪几件事？请用简洁的语言概括。</w:t>
+        <w:t>1.作者围绕“神话与想象”写了哪几方面的内容？请用简洁的语言概括。</w:t>
       </w:r>
     </w:p>
     <w:p>
@@ -766,7 +766,7 @@
           <w:rFonts w:ascii="宋体" w:hAnsi="宋体" w:eastAsia="宋体"/>
           <w:b w:val="0"/>
         </w:rPr>
-        <w:t>2.说说标题“皇帝的新装”有什么作用。</w:t>
+        <w:t>2.说说标题“倾听远古的神话”有什么作用。</w:t>
       </w:r>
     </w:p>
     <w:p>
@@ -805,7 +805,7 @@
           <w:rFonts w:ascii="宋体" w:hAnsi="宋体" w:eastAsia="宋体"/>
           <w:b w:val="0"/>
         </w:rPr>
-        <w:t>3.记叙“皇帝光着身子走在街上”这一事件时，分别写到了百姓的沉默和孩子的喊声，各自说明了什么？</w:t>
+        <w:t>3.文中写“女娲造人”的改写与“孙悟空斗法”的神魔想象，分别说明了怎样的想象特点？</w:t>
       </w:r>
     </w:p>
     <w:p>
@@ -870,7 +870,7 @@
           <w:rFonts w:ascii="宋体" w:hAnsi="宋体" w:eastAsia="宋体"/>
           <w:b w:val="0"/>
         </w:rPr>
-        <w:t>（1）这句话像一颗石子投入静水，人们这才窃窃私语起来，皇帝的脸也微微泛红，但游行仍不能停止。</w:t>
+        <w:t>（1）它们沉默地诉说着一个民族的童年：先民仰望星空，也俯察大地，把对风雨雷电的惊奇、对生命起源的追问，化作了盘古、女娲、夸父等神话形象。</w:t>
       </w:r>
     </w:p>
     <w:p>
@@ -922,7 +922,7 @@
           <w:rFonts w:ascii="宋体" w:hAnsi="宋体" w:eastAsia="宋体"/>
           <w:b w:val="0"/>
         </w:rPr>
-        <w:t>（2）愿我们都不做“看不见的布”前的沉默者。</w:t>
+        <w:t>（2）愿每一位同学都能在“想象力博物馆”中，找到属于自己的那束光——它来自阅读，也来自你对生活的观察与思考。</w:t>
       </w:r>
     </w:p>
     <w:p>
@@ -1050,7 +1050,7 @@
           <w:rFonts w:ascii="宋体" w:hAnsi="宋体" w:eastAsia="宋体"/>
           <w:b w:val="0"/>
         </w:rPr>
-        <w:t>2.阅读下面对安徒生的介绍材料，参照为安徒生写的这段推荐词示例，为吴承恩写一段推荐词。</w:t>
+        <w:t>2.阅读下面对吴承恩的介绍材料，参照为袁珂写的这段推荐词示例，为吴承恩写一段推荐词。</w:t>
       </w:r>
     </w:p>
     <w:p>
@@ -1102,7 +1102,7 @@
           <w:rFonts w:ascii="宋体" w:hAnsi="宋体" w:eastAsia="宋体"/>
           <w:b w:val="0"/>
         </w:rPr>
-        <w:t>【示例】安徒生推荐词：他出身贫寒，历经坎坷，却把苦难化作温暖人心的文字。《皇帝的新装》以荒诞想象讽刺虚伪与盲从，孩子一句真话刺破谎言。童话想象奇崛，却照见人心。他就是——世界儿童文学的太阳安徒生！</w:t>
+        <w:t>【示例】袁珂推荐词：他穷数十年之力搜集神话，写成《中国神话传说》，让盘古、女娲、夸父从远古走来。他用学术的严谨与文学的温度，告诉我们：神话的想象，寄托着民族征服自然、追求美好的强烈愿望。他就是——中国神话研究大家袁珂！</w:t>
       </w:r>
     </w:p>
     <w:p>
@@ -1258,7 +1258,7 @@
           <w:rFonts w:ascii="宋体" w:hAnsi="宋体" w:eastAsia="宋体"/>
           <w:b w:val="0"/>
         </w:rPr>
-        <w:t>朗诵会上，主持人说：“本单元我们还学习了神话、童话、寓言等想象类作品。请任选本单元一篇课文，说说作者是如何借助想象表达情感的。”</w:t>
+        <w:t>朗诵会上，主持人说：“本单元我们还学习了神魔小说、神话、寓言等想象类作品。请任选本单元一篇课文，说说作者是如何借助想象表达情感的。”</w:t>
       </w:r>
     </w:p>
     <w:p>
@@ -1323,7 +1323,7 @@
           <w:rFonts w:ascii="宋体" w:hAnsi="宋体" w:eastAsia="宋体"/>
           <w:b w:val="0"/>
         </w:rPr>
-        <w:t>想象是有根的，因为它的足迹处处皆是：有的藏在神魔斗法的奇幻里，有的藏在童话寓言的夸张里，有的藏在神话改写的温情里，有的藏在诗歌联想的天街上……而有一些想象（如勇气之花、真话之花、创造之花、智慧之花……），一旦栖落于心灵的沃土上，就会生根发芽，抽枝展叶，开出美丽的花。</w:t>
+        <w:t>有人说：“想象力是翅膀，真实是大地；飞得再高，也要落回地面。”校园文学社的“想象力博物馆”即将开幕，每一件展品都要说清：想象从何处来，如何保持合理，又照见了怎样的真实。</w:t>
       </w:r>
     </w:p>
     <w:p>
@@ -1336,7 +1336,7 @@
           <w:rFonts w:ascii="宋体" w:hAnsi="宋体" w:eastAsia="宋体"/>
           <w:b w:val="0"/>
         </w:rPr>
-        <w:t>请以《遇见想象》为题，写一篇作文。</w:t>
+        <w:t>请以《翅膀与大地》为题，写一篇作文。</w:t>
       </w:r>
     </w:p>
     <w:p>
@@ -1427,7 +1427,7 @@
           <w:rFonts w:ascii="宋体" w:hAnsi="宋体" w:eastAsia="宋体"/>
           <w:b w:val="0"/>
         </w:rPr>
-        <w:t>1、通过本单元的学习，你知道了神魔小说、童话、神话、寓言四种文体的想象各有什么特点？请各举一例说明。</w:t>
+        <w:t>1、通过本单元的学习，你知道了“想象与真实”的关系吗？神魔小说、神话、寓言在“想象”上有何不同？请各举一例说明。</w:t>
       </w:r>
     </w:p>
     <w:p>
@@ -1479,7 +1479,7 @@
           <w:rFonts w:ascii="宋体" w:hAnsi="宋体" w:eastAsia="宋体"/>
           <w:b w:val="0"/>
         </w:rPr>
-        <w:t>2、学习了本主题之后，当生活中再次遇到“穿井得一人”式的谣言时，你将会如何辨别？请和你的同伴说一说。</w:t>
+        <w:t>2、学习了本主题之后，当生活中再次遇到网络谣言、群体压力或自我局限时，你将如何运用本单元所学的四条策展主题（自由与规则、真实与虚假、创造与生命、智慧与局限）？请和你的同伴说一说。</w:t>
       </w:r>
     </w:p>
     <w:p>
